--- a/Kebernetes/MicroServices/Concept.docx
+++ b/Kebernetes/MicroServices/Concept.docx
@@ -215,10 +215,7 @@
       </w:r>
       <w:proofErr w:type="spellEnd"/>
       <w:r>
-        <w:t xml:space="preserve"> architecture, there will be a number of services and the client has to know the hostnames of all underlying applications to invoke them</w:t>
-      </w:r>
-      <w:r>
-        <w:t>.</w:t>
+        <w:t xml:space="preserve"> architecture, there will be a number of services and the client has to know the hostnames of all underlying applications to invoke them.</w:t>
       </w:r>
     </w:p>
     <w:p>
@@ -235,23 +232,15 @@
       <w:proofErr w:type="gramEnd"/>
       <w:r>
         <w:br/>
-      </w:r>
-      <w:r>
         <w:t xml:space="preserve">• Security — Authentication, authorization </w:t>
       </w:r>
       <w:r>
         <w:br/>
-        <w:t xml:space="preserve">                                               </w:t>
-      </w:r>
-      <w:r>
-        <w:t xml:space="preserve">• Routing — routing, request/response manipulation, circuit breaker </w:t>
-      </w:r>
-      <w:r>
-        <w:br/>
-        <w:t xml:space="preserve">                    </w:t>
-      </w:r>
-      <w:r>
-        <w:t>• Observability — metric aggregation, logging, tracing</w:t>
+        <w:t xml:space="preserve">                                               • Routing — routing, request/response manipulation, circuit breaker </w:t>
+      </w:r>
+      <w:r>
+        <w:br/>
+        <w:t xml:space="preserve">                    • Observability — metric aggregation, logging, tracing</w:t>
       </w:r>
     </w:p>
     <w:p>
@@ -314,27 +303,24 @@
       </w:r>
       <w:r>
         <w:br/>
-      </w:r>
-      <w:r>
         <w:t xml:space="preserve">1. Route </w:t>
       </w:r>
       <w:r>
         <w:br/>
-        <w:t xml:space="preserve">     </w:t>
-      </w:r>
-      <w:r>
-        <w:t xml:space="preserve">2. Predicate </w:t>
-      </w:r>
-      <w:r>
-        <w:br/>
-      </w:r>
-      <w:r>
+        <w:t xml:space="preserve">     2. Predicate </w:t>
+      </w:r>
+      <w:r>
+        <w:br/>
         <w:t>3. Filters</w:t>
       </w:r>
       <w:r>
         <w:br/>
       </w:r>
       <w:r>
+        <w:rPr>
+          <w:noProof/>
+          <w:lang w:eastAsia="en-IN"/>
+        </w:rPr>
         <w:drawing>
           <wp:inline distT="0" distB="0" distL="0" distR="0" wp14:anchorId="33D45691" wp14:editId="351AC371">
             <wp:extent cx="4190338" cy="2599690"/>
@@ -476,6 +462,10 @@
         <w:br/>
       </w:r>
       <w:r>
+        <w:rPr>
+          <w:noProof/>
+          <w:lang w:eastAsia="en-IN"/>
+        </w:rPr>
         <w:drawing>
           <wp:inline distT="0" distB="0" distL="0" distR="0" wp14:anchorId="4F96A05E" wp14:editId="07239434">
             <wp:extent cx="4643562" cy="825163"/>
@@ -562,6 +552,8 @@
       <w:r>
         <w:rPr>
           <w:b/>
+          <w:noProof/>
+          <w:lang w:eastAsia="en-IN"/>
         </w:rPr>
         <w:drawing>
           <wp:inline distT="0" distB="0" distL="0" distR="0" wp14:anchorId="30578834" wp14:editId="0C114B68">
@@ -622,10 +614,7 @@
       </w:r>
       <w:r>
         <w:br/>
-        <w:t>T</w:t>
-      </w:r>
-      <w:r>
-        <w:t xml:space="preserve">hey allow you to apply common cross-cutting concerns (such as authentication, logging, rate limiting, and transformation) at a centralized entry point before routing requests to </w:t>
+        <w:t xml:space="preserve">They allow you to apply common cross-cutting concerns (such as authentication, logging, rate limiting, and transformation) at a centralized entry point before routing requests to </w:t>
       </w:r>
       <w:proofErr w:type="spellStart"/>
       <w:r>
@@ -638,14 +627,17 @@
       <w:r>
         <w:br/>
       </w:r>
-      <w:r>
-        <w:rPr>
-          <w:b/>
+      <w:bookmarkStart w:id="0" w:name="_GoBack"/>
+      <w:r>
+        <w:rPr>
+          <w:b/>
+          <w:noProof/>
+          <w:lang w:eastAsia="en-IN"/>
         </w:rPr>
         <w:drawing>
           <wp:inline distT="0" distB="0" distL="0" distR="0" wp14:anchorId="19A01760" wp14:editId="55C799EA">
-            <wp:extent cx="5143332" cy="2218055"/>
-            <wp:effectExtent l="0" t="0" r="635" b="0"/>
+            <wp:extent cx="5648325" cy="2771775"/>
+            <wp:effectExtent l="0" t="0" r="9525" b="9525"/>
             <wp:docPr id="4" name="Picture 4"/>
             <wp:cNvGraphicFramePr>
               <a:graphicFrameLocks xmlns:a="http://schemas.openxmlformats.org/drawingml/2006/main" noChangeAspect="1"/>
@@ -666,7 +658,7 @@
                   <pic:spPr>
                     <a:xfrm>
                       <a:off x="0" y="0"/>
-                      <a:ext cx="5171557" cy="2230227"/>
+                      <a:ext cx="5679860" cy="2787250"/>
                     </a:xfrm>
                     <a:prstGeom prst="rect">
                       <a:avLst/>
@@ -678,6 +670,7 @@
           </wp:inline>
         </w:drawing>
       </w:r>
+      <w:bookmarkEnd w:id="0"/>
     </w:p>
     <w:p>
       <w:pPr>
@@ -709,12 +702,13 @@
         <w:rPr>
           <w:b/>
         </w:rPr>
-        <w:lastRenderedPageBreak/>
-        <w:br/>
-      </w:r>
-      <w:r>
-        <w:rPr>
-          <w:b/>
+        <w:br/>
+      </w:r>
+      <w:r>
+        <w:rPr>
+          <w:b/>
+          <w:noProof/>
+          <w:lang w:eastAsia="en-IN"/>
         </w:rPr>
         <w:drawing>
           <wp:inline distT="0" distB="0" distL="0" distR="0" wp14:anchorId="71F223F7" wp14:editId="55773B35">
@@ -762,6 +756,8 @@
       <w:r>
         <w:rPr>
           <w:b/>
+          <w:noProof/>
+          <w:lang w:eastAsia="en-IN"/>
         </w:rPr>
         <w:drawing>
           <wp:inline distT="0" distB="0" distL="0" distR="0" wp14:anchorId="2BFBCB87" wp14:editId="4617C226">
@@ -799,8 +795,6 @@
           </wp:inline>
         </w:drawing>
       </w:r>
-      <w:bookmarkStart w:id="0" w:name="_GoBack"/>
-      <w:bookmarkEnd w:id="0"/>
     </w:p>
     <w:sectPr>
       <w:headerReference w:type="even" r:id="rId12"/>
